--- a/עבודה_2_ערים_ועיור_שהד_בשארה.docx
+++ b/עבודה_2_ערים_ועיור_שהד_בשארה.docx
@@ -459,7 +459,7 @@
           <w:szCs w:val="24"/>
           <w:rtl/>
         </w:rPr>
-        <w:t>הסימן המובהק של הנוכחות היהודית היה ריכוזה בעיר. בן-אריה הראה כי הגידול היהודי בירושלים הוא שהפך אותה לעיר הגדולה בארץ, וכי כבר בשנות השבעים של המאה התשע-עשרה היוו בה היהודים רוב יחסי.</w:t>
+        <w:t>הסימן המובהק של הנוכחות היהודית היה ריכוזה בעיר. בעוד רוב האוכלוסייה הערבית ישבה בכפרים, ישבו למעלה מ-85 אחוזים מן היהודים בערים. בן-אריה הראה כי הגידול היהודי בירושלים הוא שהפך אותה לעיר הגדולה בארץ: מכ-2,000 יהודים בראשית המאה לכ-45,000 ערב מלחמת העולם הראשונה, וכבר בשנות השבעים של המאה התשע-עשרה היוו בה היהודים רוב יחסי.</w:t>
       </w:r>
       <w:r>
         <w:rPr>
@@ -471,48 +471,6 @@
           <w:rtl/>
         </w:rPr>
         <w:t>1</w:t>
-      </w:r>
-      <w:r>
-        <w:rPr>
-          <w:rFonts w:ascii="David" w:hAnsi="David" w:cs="David"/>
-          <w:b w:val="0"/>
-          <w:sz w:val="24"/>
-          <w:szCs w:val="24"/>
-          <w:rtl/>
-        </w:rPr>
-        <w:t xml:space="preserve"> המעורבות התבטאה בראש ובראשונה בבנייה. מהקמת משכנות שאננים ב-1860 ועד מלחמת העולם הראשונה נוסדו מחוץ לחומות ירושלים עשרות שכונות, ורובן המכריע יהודיות, ביוזמת חברות בנייה, כוללים ופילנתרופים.</w:t>
-      </w:r>
-      <w:r>
-        <w:rPr>
-          <w:rFonts w:ascii="David" w:hAnsi="David" w:cs="David"/>
-          <w:b w:val="0"/>
-          <w:sz w:val="24"/>
-          <w:szCs w:val="24"/>
-          <w:vertAlign w:val="superscript"/>
-          <w:rtl/>
-        </w:rPr>
-        <w:t>2</w:t>
-      </w:r>
-      <w:r>
-        <w:rPr>
-          <w:rFonts w:ascii="David" w:hAnsi="David" w:cs="David"/>
-          <w:b w:val="0"/>
-          <w:sz w:val="24"/>
-          <w:szCs w:val="24"/>
-          <w:rtl/>
-        </w:rPr>
-        <w:t xml:space="preserve"> ייחודה היה במימונה: היא לא צמחה מן הכלכלה המקומית אלא מהון שהוזרם מחוץ לארץ, מכספי החלוקה, ממונטיפיורי ומהברון רוטשילד.</w:t>
-      </w:r>
-      <w:r>
-        <w:rPr>
-          <w:rFonts w:ascii="David" w:hAnsi="David" w:cs="David"/>
-          <w:b w:val="0"/>
-          <w:sz w:val="24"/>
-          <w:szCs w:val="24"/>
-          <w:vertAlign w:val="superscript"/>
-          <w:rtl/>
-        </w:rPr>
-        <w:t>3</w:t>
       </w:r>
     </w:p>
     <w:p>
@@ -529,7 +487,56 @@
           <w:szCs w:val="24"/>
           <w:rtl/>
         </w:rPr>
-        <w:t>ביפו לבשה המעורבות אופי אחר. חברת אחוזת בית, שנוסדה ב-1906, רכשה קרקע מצפון לעיר והקימה עליה ב-1909 שכונה מתוכננת מראש ובה חלוקת מגרשים אחידה, רחובות רחבים ותקנון בנייה מחייב. כץ מדגיש שהייתה זו יחידה עירונית מתוכננת ולא התרחבות אורגנית של גרעין קיים.</w:t>
+        <w:t>המעורבות התבטאה בראש ובראשונה בבנייה. מהקמת משכנות שאננים ב-1860 ועד המלחמה נוסדו מחוץ לחומות ירושלים עשרות שכונות, ורובן המכריע יהודיות, ביוזמת חברות בנייה, כוללים ופילנתרופים, עד שערב המלחמה ישבה כמחצית מאוכלוסיית העיר מחוץ לחומות. ייחודה של בנייה זו היה במימונה: היא לא צמחה מן הכלכלה המקומית אלא מהון שהוזרם מחוץ לארץ, מכספי החלוקה, ממונטיפיורי ומהברון רוטשילד.</w:t>
+      </w:r>
+      <w:r>
+        <w:rPr>
+          <w:rFonts w:ascii="David" w:hAnsi="David" w:cs="David"/>
+          <w:b w:val="0"/>
+          <w:sz w:val="24"/>
+          <w:szCs w:val="24"/>
+          <w:vertAlign w:val="superscript"/>
+          <w:rtl/>
+        </w:rPr>
+        <w:t>2</w:t>
+      </w:r>
+    </w:p>
+    <w:p>
+      <w:pPr>
+        <w:bidi w:val="1"/>
+        <w:spacing w:line="480" w:lineRule="auto" w:after="0" w:before="0"/>
+        <w:jc w:val="both"/>
+      </w:pPr>
+      <w:r>
+        <w:rPr>
+          <w:rFonts w:ascii="David" w:hAnsi="David" w:cs="David"/>
+          <w:b w:val="0"/>
+          <w:sz w:val="24"/>
+          <w:szCs w:val="24"/>
+          <w:rtl/>
+        </w:rPr>
+        <w:t>ביפו לבשה המעורבות אופי אחר. חברת אחוזת בית, שנוסדה ב-1906, רכשה מבעלים ערבים קרקע מצפון לעיר והקימה עליה ב-1909 שכונה מתוכננת מראש ובה חלוקת מגרשים אחידה, רחובות רחבים ותקנון בנייה מחייב. כץ מדגיש שהייתה זו יחידה עירונית מתוכננת ולא התרחבות אורגנית של גרעין קיים, ובכך דגם חדש בנוף העירוני של הארץ.</w:t>
+      </w:r>
+      <w:r>
+        <w:rPr>
+          <w:rFonts w:ascii="David" w:hAnsi="David" w:cs="David"/>
+          <w:b w:val="0"/>
+          <w:sz w:val="24"/>
+          <w:szCs w:val="24"/>
+          <w:vertAlign w:val="superscript"/>
+          <w:rtl/>
+        </w:rPr>
+        <w:t>3</w:t>
+      </w:r>
+      <w:r>
+        <w:rPr>
+          <w:rFonts w:ascii="David" w:hAnsi="David" w:cs="David"/>
+          <w:b w:val="0"/>
+          <w:sz w:val="24"/>
+          <w:szCs w:val="24"/>
+          <w:rtl/>
+        </w:rPr>
+        <w:t xml:space="preserve"> בחיפה, לעומת זאת, נותרה הנוכחות היהודית קטנה, כחמישה עשר אחוזים מן התושבים, והתרחבה אל מורדות הכרמל רק בשנים האחרונות של התקופה.</w:t>
       </w:r>
       <w:r>
         <w:rPr>
@@ -550,7 +557,7 @@
           <w:szCs w:val="24"/>
           <w:rtl/>
         </w:rPr>
-        <w:t xml:space="preserve"> דגם דומה הופיע בחיפה עם ייסוד שכונת הרצליה על הכרמל באותה שנה.</w:t>
+        <w:t xml:space="preserve"> המעורבות הייתה גם מוסדית: מאז הקמת עיריית ירושלים בשנות השישים ישבו במועצתה נציגים יהודים לצד מוסלמים ונוצרים, אף שראשות העיר נותרה כל התקופה בידי משפחות האעיאן המוסלמיות, בני חוסייני, ח'אלדי ועלמי.</w:t>
       </w:r>
       <w:r>
         <w:rPr>
@@ -562,27 +569,6 @@
           <w:rtl/>
         </w:rPr>
         <w:t>5</w:t>
-      </w:r>
-      <w:r>
-        <w:rPr>
-          <w:rFonts w:ascii="David" w:hAnsi="David" w:cs="David"/>
-          <w:b w:val="0"/>
-          <w:sz w:val="24"/>
-          <w:szCs w:val="24"/>
-          <w:rtl/>
-        </w:rPr>
-        <w:t xml:space="preserve"> המעורבות הייתה גם מוסדית: מאז הקמת עיריית ירושלים בשנות השישים ישבו במועצתה נציגים יהודים לצד מוסלמים ונוצרים, אף שראשות העיר נותרה כל התקופה בידי משפחות מוסלמיות.</w:t>
-      </w:r>
-      <w:r>
-        <w:rPr>
-          <w:rFonts w:ascii="David" w:hAnsi="David" w:cs="David"/>
-          <w:b w:val="0"/>
-          <w:sz w:val="24"/>
-          <w:szCs w:val="24"/>
-          <w:vertAlign w:val="superscript"/>
-          <w:rtl/>
-        </w:rPr>
-        <w:t>6</w:t>
       </w:r>
     </w:p>
     <w:p>
@@ -628,7 +614,7 @@
           <w:vertAlign w:val="superscript"/>
           <w:rtl/>
         </w:rPr>
-        <w:t>7</w:t>
+        <w:t>6</w:t>
       </w:r>
       <w:r>
         <w:rPr>
@@ -638,7 +624,7 @@
           <w:szCs w:val="24"/>
           <w:rtl/>
         </w:rPr>
-        <w:t xml:space="preserve"> תנועה זו היא שהזינה את ערי החוף. אליהן נהרו פלאחים מן הכפרים, לצד מהגרים ממצרים שהגיעו בעקבות שלטון אבראהים פאשא, מן החוראן, מלבנון ומצפון אפריקה. יזבק מראה שצמיחתה של חיפה נשענה כמעט כולה על הגירה ערבית, פנימית וחיצונית, שהפכה עיירת חוף קטנה לעיר מעורבת בעלת רוב מוסלמי ומיעוט נוצרי גדול.</w:t>
+        <w:t xml:space="preserve"> תנועה זו היא שהזינה את ערי החוף. אליהן נהרו פלאחים מן הכפרים, לצד מהגרים ממצרים שהגיעו בעקבות שלטון אבראהים פאשא, מן החוראן ומלבנון. יזבק מראה שצמיחתה של חיפה נשענה כמעט כולה על הגירה ערבית, פנימית וחיצונית, שהפכה עיירת חוף של כאלף תושבים לעיר מעורבת של כ-22,000 נפש בעלת רוב מוסלמי ומיעוט נוצרי גדול.</w:t>
       </w:r>
       <w:r>
         <w:rPr>
@@ -649,7 +635,7 @@
           <w:vertAlign w:val="superscript"/>
           <w:rtl/>
         </w:rPr>
-        <w:t>8</w:t>
+        <w:t>4</w:t>
       </w:r>
     </w:p>
     <w:p>
@@ -666,7 +652,7 @@
           <w:szCs w:val="24"/>
           <w:rtl/>
         </w:rPr>
-        <w:t>ההנהגה העירונית הייתה ערבית כמעט לחלוטין. משפחות האעיאן החזיקו ברשויות המקומיות ובמשרות המנהל: בירושלים התחלפו בראשות העיר בני חוסייני, ח'אלדי, עלמי ודג'אני, ובטבריה מילאה משפחת טברי תפקיד מקביל.</w:t>
+        <w:t>מכאן שהאוכלוסייה הערבית סיפקה לערים את גופן ואת מנגנוניהן. היא היוותה את מרבית תושביהן, החזיקה ברשויות המקומיות ובמשרות המנהל, וניהלה את מרבית המסחר והמלאכה: תעשיית הסבון של שכם, ייצוא השעורה מעזה, ומעל הכול ענף ההדרים של יפו.</w:t>
       </w:r>
       <w:r>
         <w:rPr>
@@ -677,70 +663,7 @@
           <w:vertAlign w:val="superscript"/>
           <w:rtl/>
         </w:rPr>
-        <w:t>9</w:t>
-      </w:r>
-      <w:r>
-        <w:rPr>
-          <w:rFonts w:ascii="David" w:hAnsi="David" w:cs="David"/>
-          <w:b w:val="0"/>
-          <w:sz w:val="24"/>
-          <w:szCs w:val="24"/>
-          <w:rtl/>
-        </w:rPr>
-        <w:t xml:space="preserve"> גם הכלכלה העירונית נשענה על סוחרים ובעלי מלאכה ערבים: תעשיית הסבון של שכם, ייצוא השעורה מעזה, ומעל הכול ענף ההדרים של יפו.</w:t>
-      </w:r>
-      <w:r>
-        <w:rPr>
-          <w:rFonts w:ascii="David" w:hAnsi="David" w:cs="David"/>
-          <w:b w:val="0"/>
-          <w:sz w:val="24"/>
-          <w:szCs w:val="24"/>
-          <w:vertAlign w:val="superscript"/>
-          <w:rtl/>
-        </w:rPr>
-        <w:t>10</w:t>
-      </w:r>
-      <w:r>
-        <w:rPr>
-          <w:rFonts w:ascii="David" w:hAnsi="David" w:cs="David"/>
-          <w:b w:val="0"/>
-          <w:sz w:val="24"/>
-          <w:szCs w:val="24"/>
-          <w:rtl/>
-        </w:rPr>
-        <w:t xml:space="preserve"> התעשרותו של מעמד סוחרים זה שינתה את פני השכונות החדשות, ופוקס הראה כיצד נולדו בעקבותיה טיפוסי בית חדשים, ובהם בית הליואן ובית החלל המרכזי בעל גג הרעפים.</w:t>
-      </w:r>
-      <w:r>
-        <w:rPr>
-          <w:rFonts w:ascii="David" w:hAnsi="David" w:cs="David"/>
-          <w:b w:val="0"/>
-          <w:sz w:val="24"/>
-          <w:szCs w:val="24"/>
-          <w:vertAlign w:val="superscript"/>
-          <w:rtl/>
-        </w:rPr>
-        <w:t>11</w:t>
-      </w:r>
-      <w:r>
-        <w:rPr>
-          <w:rFonts w:ascii="David" w:hAnsi="David" w:cs="David"/>
-          <w:b w:val="0"/>
-          <w:sz w:val="24"/>
-          <w:szCs w:val="24"/>
-          <w:rtl/>
-        </w:rPr>
-        <w:t xml:space="preserve"> הקרקע שעליה קמו השכונות היהודיות נרכשה מבעלים ערבים, ופועלים ערבים הם שבנו אותן בפועל.</w:t>
-      </w:r>
-      <w:r>
-        <w:rPr>
-          <w:rFonts w:ascii="David" w:hAnsi="David" w:cs="David"/>
-          <w:b w:val="0"/>
-          <w:sz w:val="24"/>
-          <w:szCs w:val="24"/>
-          <w:vertAlign w:val="superscript"/>
-          <w:rtl/>
-        </w:rPr>
-        <w:t>12</w:t>
+        <w:t>7</w:t>
       </w:r>
     </w:p>
     <w:p>
@@ -1424,7 +1347,7 @@
           <w:szCs w:val="20"/>
           <w:rtl/>
         </w:rPr>
-        <w:t>טבלה 1: אומדני אוכלוסייה בערי ארץ-ישראל המרכזיות, על-פי בן-אריה וקרק.</w:t>
+        <w:t>טבלה 1: אומדני אוכלוסייה בערי ארץ-ישראל המרכזיות, על-פי בן-אריה.</w:t>
       </w:r>
       <w:r>
         <w:rPr>
@@ -1435,7 +1358,7 @@
           <w:vertAlign w:val="superscript"/>
           <w:rtl/>
         </w:rPr>
-        <w:t>13</w:t>
+        <w:t>1</w:t>
       </w:r>
     </w:p>
     <w:p>
@@ -1480,7 +1403,7 @@
           <w:vertAlign w:val="superscript"/>
           <w:rtl/>
         </w:rPr>
-        <w:t>14</w:t>
+        <w:t>7</w:t>
       </w:r>
       <w:r>
         <w:rPr>
@@ -1501,7 +1424,7 @@
     <w:p>
       <w:pPr>
         <w:bidi w:val="1"/>
-        <w:spacing w:line="360" w:lineRule="auto" w:after="160" w:before="0"/>
+        <w:spacing w:line="360" w:lineRule="auto" w:after="200" w:before="0"/>
         <w:jc w:val="center"/>
       </w:pPr>
       <w:r>
@@ -1519,7 +1442,7 @@
     <w:p>
       <w:pPr>
         <w:bidi w:val="1"/>
-        <w:spacing w:line="360" w:lineRule="auto" w:after="40"/>
+        <w:spacing w:line="480" w:lineRule="auto" w:after="40"/>
         <w:ind w:left="454" w:hanging="454"/>
         <w:jc w:val="both"/>
       </w:pPr>
@@ -1578,7 +1501,7 @@
     <w:p>
       <w:pPr>
         <w:bidi w:val="1"/>
-        <w:spacing w:line="360" w:lineRule="auto" w:after="40"/>
+        <w:spacing w:line="480" w:lineRule="auto" w:after="40"/>
         <w:ind w:left="454" w:hanging="454"/>
         <w:jc w:val="both"/>
       </w:pPr>
@@ -1591,55 +1514,6 @@
           <w:rtl/>
         </w:rPr>
         <w:t xml:space="preserve">2. </w:t>
-      </w:r>
-      <w:r>
-        <w:rPr>
-          <w:rFonts w:ascii="David" w:hAnsi="David" w:cs="David"/>
-          <w:b w:val="0"/>
-          <w:sz w:val="24"/>
-          <w:szCs w:val="24"/>
-          <w:rtl/>
-        </w:rPr>
-        <w:t xml:space="preserve">רות קרק ומיכל אורן-נורדהיים, </w:t>
-      </w:r>
-      <w:r>
-        <w:rPr>
-          <w:rFonts w:ascii="David" w:hAnsi="David" w:cs="David"/>
-          <w:b/>
-          <w:bCs/>
-          <w:sz w:val="24"/>
-          <w:szCs w:val="24"/>
-          <w:rtl/>
-        </w:rPr>
-        <w:t>ירושלים וסביבותיה: רבעים, שכונות וכפרים 1800-1948</w:t>
-      </w:r>
-      <w:r>
-        <w:rPr>
-          <w:rFonts w:ascii="David" w:hAnsi="David" w:cs="David"/>
-          <w:b w:val="0"/>
-          <w:sz w:val="24"/>
-          <w:szCs w:val="24"/>
-          <w:rtl/>
-        </w:rPr>
-        <w:t>, ירושלים, אקדמון, 1995, עמ' 65-94.</w:t>
-      </w:r>
-    </w:p>
-    <w:p>
-      <w:pPr>
-        <w:bidi w:val="1"/>
-        <w:spacing w:line="360" w:lineRule="auto" w:after="40"/>
-        <w:ind w:left="454" w:hanging="454"/>
-        <w:jc w:val="both"/>
-      </w:pPr>
-      <w:r>
-        <w:rPr>
-          <w:rFonts w:ascii="David" w:hAnsi="David" w:cs="David"/>
-          <w:b w:val="0"/>
-          <w:sz w:val="24"/>
-          <w:szCs w:val="24"/>
-          <w:rtl/>
-        </w:rPr>
-        <w:t xml:space="preserve">3. </w:t>
       </w:r>
       <w:r>
         <w:rPr>
@@ -1676,7 +1550,7 @@
     <w:p>
       <w:pPr>
         <w:bidi w:val="1"/>
-        <w:spacing w:line="360" w:lineRule="auto" w:after="40"/>
+        <w:spacing w:line="480" w:lineRule="auto" w:after="40"/>
         <w:ind w:left="454" w:hanging="454"/>
         <w:jc w:val="both"/>
       </w:pPr>
@@ -1688,7 +1562,7 @@
           <w:szCs w:val="24"/>
           <w:rtl/>
         </w:rPr>
-        <w:t xml:space="preserve">4. </w:t>
+        <w:t xml:space="preserve">3. </w:t>
       </w:r>
       <w:r>
         <w:rPr>
@@ -1735,7 +1609,7 @@
     <w:p>
       <w:pPr>
         <w:bidi w:val="1"/>
-        <w:spacing w:line="360" w:lineRule="auto" w:after="40"/>
+        <w:spacing w:line="480" w:lineRule="auto" w:after="40"/>
         <w:ind w:left="454" w:hanging="454"/>
         <w:jc w:val="both"/>
       </w:pPr>
@@ -1747,7 +1621,7 @@
           <w:szCs w:val="24"/>
           <w:rtl/>
         </w:rPr>
-        <w:t xml:space="preserve">5. </w:t>
+        <w:t xml:space="preserve">4. </w:t>
       </w:r>
       <w:r>
         <w:rPr>
@@ -1757,7 +1631,7 @@
           <w:szCs w:val="24"/>
           <w:rtl/>
         </w:rPr>
-        <w:t xml:space="preserve">יוסי כץ, </w:t>
+        <w:t xml:space="preserve">מחמוד יזבק, </w:t>
       </w:r>
       <w:r>
         <w:rPr>
@@ -1767,7 +1641,7 @@
           <w:szCs w:val="24"/>
           <w:rtl/>
         </w:rPr>
-        <w:t xml:space="preserve">"הקמתה וראשיתה של שכונת הרצליה: השכונה העברית הראשונה על הכרמל", </w:t>
+        <w:t xml:space="preserve">"חיפה העות'מאנית: צמיחה דמוגרפית וריבוי עדתי", </w:t>
       </w:r>
       <w:r>
         <w:rPr>
@@ -1788,13 +1662,13 @@
           <w:szCs w:val="24"/>
           <w:rtl/>
         </w:rPr>
-        <w:t>, 8 (1983), עמ' 49-56.</w:t>
+        <w:t>, 73-74 (2009), עמ' 58-76.</w:t>
       </w:r>
     </w:p>
     <w:p>
       <w:pPr>
         <w:bidi w:val="1"/>
-        <w:spacing w:line="360" w:lineRule="auto" w:after="40"/>
+        <w:spacing w:line="480" w:lineRule="auto" w:after="40"/>
         <w:ind w:left="454" w:hanging="454"/>
         <w:jc w:val="both"/>
       </w:pPr>
@@ -1806,7 +1680,7 @@
           <w:szCs w:val="24"/>
           <w:rtl/>
         </w:rPr>
-        <w:t xml:space="preserve">6. </w:t>
+        <w:t xml:space="preserve">5. </w:t>
       </w:r>
       <w:r>
         <w:rPr>
@@ -1853,7 +1727,7 @@
     <w:p>
       <w:pPr>
         <w:bidi w:val="1"/>
-        <w:spacing w:line="360" w:lineRule="auto" w:after="40"/>
+        <w:spacing w:line="480" w:lineRule="auto" w:after="40"/>
         <w:ind w:left="454" w:hanging="454"/>
         <w:jc w:val="both"/>
       </w:pPr>
@@ -1865,7 +1739,7 @@
           <w:szCs w:val="24"/>
           <w:rtl/>
         </w:rPr>
-        <w:t xml:space="preserve">7. </w:t>
+        <w:t xml:space="preserve">6. </w:t>
       </w:r>
       <w:r>
         <w:rPr>
@@ -1912,7 +1786,7 @@
     <w:p>
       <w:pPr>
         <w:bidi w:val="1"/>
-        <w:spacing w:line="360" w:lineRule="auto" w:after="40"/>
+        <w:spacing w:line="480" w:lineRule="auto" w:after="40"/>
         <w:ind w:left="454" w:hanging="454"/>
         <w:jc w:val="both"/>
       </w:pPr>
@@ -1924,146 +1798,7 @@
           <w:szCs w:val="24"/>
           <w:rtl/>
         </w:rPr>
-        <w:t xml:space="preserve">8. </w:t>
-      </w:r>
-      <w:r>
-        <w:rPr>
-          <w:rFonts w:ascii="David" w:hAnsi="David" w:cs="David"/>
-          <w:b w:val="0"/>
-          <w:sz w:val="24"/>
-          <w:szCs w:val="24"/>
-          <w:rtl/>
-        </w:rPr>
-        <w:t xml:space="preserve">מחמוד יזבק, </w:t>
-      </w:r>
-      <w:r>
-        <w:rPr>
-          <w:rFonts w:ascii="David" w:hAnsi="David" w:cs="David"/>
-          <w:b w:val="0"/>
-          <w:sz w:val="24"/>
-          <w:szCs w:val="24"/>
-          <w:rtl/>
-        </w:rPr>
-        <w:t xml:space="preserve">"חיפה העות'מאנית: צמיחה דמוגרפית וריבוי עדתי", </w:t>
-      </w:r>
-      <w:r>
-        <w:rPr>
-          <w:rFonts w:ascii="David" w:hAnsi="David" w:cs="David"/>
-          <w:b/>
-          <w:bCs/>
-          <w:sz w:val="24"/>
-          <w:szCs w:val="24"/>
-          <w:rtl/>
-        </w:rPr>
-        <w:t>אופקים בגאוגרפיה</w:t>
-      </w:r>
-      <w:r>
-        <w:rPr>
-          <w:rFonts w:ascii="David" w:hAnsi="David" w:cs="David"/>
-          <w:b w:val="0"/>
-          <w:sz w:val="24"/>
-          <w:szCs w:val="24"/>
-          <w:rtl/>
-        </w:rPr>
-        <w:t xml:space="preserve">, 73-74 (2009), עמ' 58-76; אלכס כרמל, </w:t>
-      </w:r>
-      <w:r>
-        <w:rPr>
-          <w:rFonts w:ascii="David" w:hAnsi="David" w:cs="David"/>
-          <w:b/>
-          <w:bCs/>
-          <w:sz w:val="24"/>
-          <w:szCs w:val="24"/>
-          <w:rtl/>
-        </w:rPr>
-        <w:t>תולדות חיפה בימי התורכים</w:t>
-      </w:r>
-      <w:r>
-        <w:rPr>
-          <w:rFonts w:ascii="David" w:hAnsi="David" w:cs="David"/>
-          <w:b w:val="0"/>
-          <w:sz w:val="24"/>
-          <w:szCs w:val="24"/>
-          <w:rtl/>
-        </w:rPr>
-        <w:t>, חיפה, אוניברסיטת חיפה, 2002, עמ' 161-197.</w:t>
-      </w:r>
-    </w:p>
-    <w:p>
-      <w:pPr>
-        <w:bidi w:val="1"/>
-        <w:spacing w:line="360" w:lineRule="auto" w:after="40"/>
-        <w:ind w:left="454" w:hanging="454"/>
-        <w:jc w:val="both"/>
-      </w:pPr>
-      <w:r>
-        <w:rPr>
-          <w:rFonts w:ascii="David" w:hAnsi="David" w:cs="David"/>
-          <w:b w:val="0"/>
-          <w:sz w:val="24"/>
-          <w:szCs w:val="24"/>
-          <w:rtl/>
-        </w:rPr>
-        <w:t xml:space="preserve">9. </w:t>
-      </w:r>
-      <w:r>
-        <w:rPr>
-          <w:rFonts w:ascii="David" w:hAnsi="David" w:cs="David"/>
-          <w:b w:val="0"/>
-          <w:sz w:val="24"/>
-          <w:szCs w:val="24"/>
-          <w:rtl/>
-        </w:rPr>
-        <w:t xml:space="preserve">מוסטפא עבאסי, </w:t>
-      </w:r>
-      <w:r>
-        <w:rPr>
-          <w:rFonts w:ascii="David" w:hAnsi="David" w:cs="David"/>
-          <w:b w:val="0"/>
-          <w:sz w:val="24"/>
-          <w:szCs w:val="24"/>
-          <w:rtl/>
-        </w:rPr>
-        <w:t xml:space="preserve">"משפחת טברי והנהגת הקהילה הערבית בטבריה בשלהי התקופה העות'מאנית ובתקופת המנדט", </w:t>
-      </w:r>
-      <w:r>
-        <w:rPr>
-          <w:rFonts w:ascii="David" w:hAnsi="David" w:cs="David"/>
-          <w:b/>
-          <w:bCs/>
-          <w:sz w:val="24"/>
-          <w:szCs w:val="24"/>
-          <w:rtl/>
-        </w:rPr>
-        <w:t>קתדרה</w:t>
-      </w:r>
-      <w:r>
-        <w:rPr>
-          <w:rFonts w:ascii="David" w:hAnsi="David" w:cs="David"/>
-          <w:b w:val="0"/>
-          <w:sz w:val="24"/>
-          <w:szCs w:val="24"/>
-          <w:rtl/>
-        </w:rPr>
-        <w:t>, 120 (2006), עמ' 183-200.</w:t>
-      </w:r>
-    </w:p>
-    <w:p>
-      <w:pPr>
-        <w:bidi w:val="1"/>
-        <w:spacing w:line="360" w:lineRule="auto" w:after="40"/>
-        <w:ind w:left="454" w:hanging="454"/>
-        <w:jc w:val="both"/>
-      </w:pPr>
-      <w:r>
-        <w:rPr>
-          <w:rFonts w:ascii="David" w:hAnsi="David" w:cs="David"/>
-          <w:b w:val="0"/>
-          <w:sz w:val="24"/>
-          <w:szCs w:val="24"/>
-          <w:rtl/>
-        </w:rPr>
-        <w:t xml:space="preserve">10. </w:t>
+        <w:t xml:space="preserve">7. </w:t>
       </w:r>
       <w:r>
         <w:rPr>
@@ -2105,292 +1840,6 @@
           <w:rtl/>
         </w:rPr>
         <w:t>, 2 (תשל"ז), עמ' 111-125.</w:t>
-      </w:r>
-    </w:p>
-    <w:p>
-      <w:pPr>
-        <w:bidi w:val="1"/>
-        <w:spacing w:line="360" w:lineRule="auto" w:after="40"/>
-        <w:ind w:left="454" w:hanging="454"/>
-        <w:jc w:val="both"/>
-      </w:pPr>
-      <w:r>
-        <w:rPr>
-          <w:rFonts w:ascii="David" w:hAnsi="David" w:cs="David"/>
-          <w:b w:val="0"/>
-          <w:sz w:val="24"/>
-          <w:szCs w:val="24"/>
-          <w:rtl/>
-        </w:rPr>
-        <w:t xml:space="preserve">11. </w:t>
-      </w:r>
-      <w:r>
-        <w:rPr>
-          <w:rFonts w:ascii="David" w:hAnsi="David" w:cs="David"/>
-          <w:b w:val="0"/>
-          <w:sz w:val="24"/>
-          <w:szCs w:val="24"/>
-          <w:rtl/>
-        </w:rPr>
-        <w:t xml:space="preserve">רון פוקס, </w:t>
-      </w:r>
-      <w:r>
-        <w:rPr>
-          <w:rFonts w:ascii="David" w:hAnsi="David" w:cs="David"/>
-          <w:b w:val="0"/>
-          <w:sz w:val="24"/>
-          <w:szCs w:val="24"/>
-          <w:rtl/>
-        </w:rPr>
-        <w:t xml:space="preserve">"הבית הערבי הארץ-ישראלי: עיון מחודש, חלק ב: התמורות בתרבות המגורים במאה התשע-עשרה", </w:t>
-      </w:r>
-      <w:r>
-        <w:rPr>
-          <w:rFonts w:ascii="David" w:hAnsi="David" w:cs="David"/>
-          <w:b/>
-          <w:bCs/>
-          <w:sz w:val="24"/>
-          <w:szCs w:val="24"/>
-          <w:rtl/>
-        </w:rPr>
-        <w:t>קתדרה</w:t>
-      </w:r>
-      <w:r>
-        <w:rPr>
-          <w:rFonts w:ascii="David" w:hAnsi="David" w:cs="David"/>
-          <w:b w:val="0"/>
-          <w:sz w:val="24"/>
-          <w:szCs w:val="24"/>
-          <w:rtl/>
-        </w:rPr>
-        <w:t>, 90 (טבת תשנ"ט), עמ' 53-86.</w:t>
-      </w:r>
-    </w:p>
-    <w:p>
-      <w:pPr>
-        <w:bidi w:val="1"/>
-        <w:spacing w:line="360" w:lineRule="auto" w:after="40"/>
-        <w:ind w:left="454" w:hanging="454"/>
-        <w:jc w:val="both"/>
-      </w:pPr>
-      <w:r>
-        <w:rPr>
-          <w:rFonts w:ascii="David" w:hAnsi="David" w:cs="David"/>
-          <w:b w:val="0"/>
-          <w:sz w:val="24"/>
-          <w:szCs w:val="24"/>
-          <w:rtl/>
-        </w:rPr>
-        <w:t xml:space="preserve">12. </w:t>
-      </w:r>
-      <w:r>
-        <w:rPr>
-          <w:rFonts w:ascii="David" w:hAnsi="David" w:cs="David"/>
-          <w:b w:val="0"/>
-          <w:sz w:val="24"/>
-          <w:szCs w:val="24"/>
-          <w:rtl/>
-        </w:rPr>
-        <w:t xml:space="preserve">בועז לב טוב, </w:t>
-      </w:r>
-      <w:r>
-        <w:rPr>
-          <w:rFonts w:ascii="David" w:hAnsi="David" w:cs="David"/>
-          <w:b w:val="0"/>
-          <w:sz w:val="24"/>
-          <w:szCs w:val="24"/>
-          <w:rtl/>
-        </w:rPr>
-        <w:t xml:space="preserve">"שכנים נוכחים: קשרים תרבותיים בין יהודים לערבים בארץ-ישראל בשלהי התקופה העות'מאנית", </w:t>
-      </w:r>
-      <w:r>
-        <w:rPr>
-          <w:rFonts w:ascii="David" w:hAnsi="David" w:cs="David"/>
-          <w:b/>
-          <w:bCs/>
-          <w:sz w:val="24"/>
-          <w:szCs w:val="24"/>
-          <w:rtl/>
-        </w:rPr>
-        <w:t>זמנים</w:t>
-      </w:r>
-      <w:r>
-        <w:rPr>
-          <w:rFonts w:ascii="David" w:hAnsi="David" w:cs="David"/>
-          <w:b w:val="0"/>
-          <w:sz w:val="24"/>
-          <w:szCs w:val="24"/>
-          <w:rtl/>
-        </w:rPr>
-        <w:t>, 110 (2012), עמ' 42-54.</w:t>
-      </w:r>
-    </w:p>
-    <w:p>
-      <w:pPr>
-        <w:bidi w:val="1"/>
-        <w:spacing w:line="360" w:lineRule="auto" w:after="40"/>
-        <w:ind w:left="454" w:hanging="454"/>
-        <w:jc w:val="both"/>
-      </w:pPr>
-      <w:r>
-        <w:rPr>
-          <w:rFonts w:ascii="David" w:hAnsi="David" w:cs="David"/>
-          <w:b w:val="0"/>
-          <w:sz w:val="24"/>
-          <w:szCs w:val="24"/>
-          <w:rtl/>
-        </w:rPr>
-        <w:t xml:space="preserve">13. </w:t>
-      </w:r>
-      <w:r>
-        <w:rPr>
-          <w:rFonts w:ascii="David" w:hAnsi="David" w:cs="David"/>
-          <w:b w:val="0"/>
-          <w:sz w:val="24"/>
-          <w:szCs w:val="24"/>
-          <w:rtl/>
-        </w:rPr>
-        <w:t xml:space="preserve">בן-אריה, </w:t>
-      </w:r>
-      <w:r>
-        <w:rPr>
-          <w:rFonts w:ascii="David" w:hAnsi="David" w:cs="David"/>
-          <w:b w:val="0"/>
-          <w:sz w:val="24"/>
-          <w:szCs w:val="24"/>
-          <w:rtl/>
-        </w:rPr>
-        <w:t xml:space="preserve">"שנים-עשר היישובים הגדולים", </w:t>
-      </w:r>
-      <w:r>
-        <w:rPr>
-          <w:rFonts w:ascii="David" w:hAnsi="David" w:cs="David"/>
-          <w:b w:val="0"/>
-          <w:sz w:val="24"/>
-          <w:szCs w:val="24"/>
-          <w:rtl/>
-        </w:rPr>
-        <w:t xml:space="preserve">עמ' 88-140; רות קרק, </w:t>
-      </w:r>
-      <w:r>
-        <w:rPr>
-          <w:rFonts w:ascii="David" w:hAnsi="David" w:cs="David"/>
-          <w:b w:val="0"/>
-          <w:sz w:val="24"/>
-          <w:szCs w:val="24"/>
-          <w:rtl/>
-        </w:rPr>
-        <w:t xml:space="preserve">"ירושלים ויפו במאה הי"ט כערים מזרח תיכוניות מסורתיות", </w:t>
-      </w:r>
-      <w:r>
-        <w:rPr>
-          <w:rFonts w:ascii="David" w:hAnsi="David" w:cs="David"/>
-          <w:b/>
-          <w:bCs/>
-          <w:sz w:val="24"/>
-          <w:szCs w:val="24"/>
-          <w:rtl/>
-        </w:rPr>
-        <w:t>מחקרים בגאוגרפיה של ארץ-ישראל</w:t>
-      </w:r>
-      <w:r>
-        <w:rPr>
-          <w:rFonts w:ascii="David" w:hAnsi="David" w:cs="David"/>
-          <w:b w:val="0"/>
-          <w:sz w:val="24"/>
-          <w:szCs w:val="24"/>
-          <w:rtl/>
-        </w:rPr>
-        <w:t>, י (1978), עמ' 75-95.</w:t>
-      </w:r>
-    </w:p>
-    <w:p>
-      <w:pPr>
-        <w:bidi w:val="1"/>
-        <w:spacing w:line="360" w:lineRule="auto" w:after="40"/>
-        <w:ind w:left="454" w:hanging="454"/>
-        <w:jc w:val="both"/>
-      </w:pPr>
-      <w:r>
-        <w:rPr>
-          <w:rFonts w:ascii="David" w:hAnsi="David" w:cs="David"/>
-          <w:b w:val="0"/>
-          <w:sz w:val="24"/>
-          <w:szCs w:val="24"/>
-          <w:rtl/>
-        </w:rPr>
-        <w:t xml:space="preserve">14. </w:t>
-      </w:r>
-      <w:r>
-        <w:rPr>
-          <w:rFonts w:ascii="David" w:hAnsi="David" w:cs="David"/>
-          <w:b w:val="0"/>
-          <w:sz w:val="24"/>
-          <w:szCs w:val="24"/>
-          <w:rtl/>
-        </w:rPr>
-        <w:t xml:space="preserve">גרוס, </w:t>
-      </w:r>
-      <w:r>
-        <w:rPr>
-          <w:rFonts w:ascii="David" w:hAnsi="David" w:cs="David"/>
-          <w:b w:val="0"/>
-          <w:sz w:val="24"/>
-          <w:szCs w:val="24"/>
-          <w:rtl/>
-        </w:rPr>
-        <w:t xml:space="preserve">"תמורות כלכליות", </w:t>
-      </w:r>
-      <w:r>
-        <w:rPr>
-          <w:rFonts w:ascii="David" w:hAnsi="David" w:cs="David"/>
-          <w:b w:val="0"/>
-          <w:sz w:val="24"/>
-          <w:szCs w:val="24"/>
-          <w:rtl/>
-        </w:rPr>
-        <w:t xml:space="preserve">עמ' 118-125; רות קרק, </w:t>
-      </w:r>
-      <w:r>
-        <w:rPr>
-          <w:rFonts w:ascii="David" w:hAnsi="David" w:cs="David"/>
-          <w:b w:val="0"/>
-          <w:sz w:val="24"/>
-          <w:szCs w:val="24"/>
-          <w:rtl/>
-        </w:rPr>
-        <w:t xml:space="preserve">"השינוי במעמדן של ערי החוף במאה הי"ט", </w:t>
-      </w:r>
-      <w:r>
-        <w:rPr>
-          <w:rFonts w:ascii="David" w:hAnsi="David" w:cs="David"/>
-          <w:b w:val="0"/>
-          <w:sz w:val="24"/>
-          <w:szCs w:val="24"/>
-          <w:rtl/>
-        </w:rPr>
-        <w:t xml:space="preserve">בנימין זאב קדר ואחרים (עורכים), </w:t>
-      </w:r>
-      <w:r>
-        <w:rPr>
-          <w:rFonts w:ascii="David" w:hAnsi="David" w:cs="David"/>
-          <w:b/>
-          <w:bCs/>
-          <w:sz w:val="24"/>
-          <w:szCs w:val="24"/>
-          <w:rtl/>
-        </w:rPr>
-        <w:t>פרקים בתולדות המסחר בארץ ישראל</w:t>
-      </w:r>
-      <w:r>
-        <w:rPr>
-          <w:rFonts w:ascii="David" w:hAnsi="David" w:cs="David"/>
-          <w:b w:val="0"/>
-          <w:sz w:val="24"/>
-          <w:szCs w:val="24"/>
-          <w:rtl/>
-        </w:rPr>
-        <w:t>, ירושלים, יד יצחק בן-צבי, 1990, עמ' 324-337.</w:t>
       </w:r>
     </w:p>
     <w:sectPr>

--- a/עבודה_2_ערים_ועיור_שהד_בשארה.docx
+++ b/עבודה_2_ערים_ועיור_שהד_בשארה.docx
@@ -1700,7 +1700,7 @@
           <w:szCs w:val="24"/>
           <w:rtl/>
         </w:rPr>
-        <w:t xml:space="preserve">"עיריית ירושלים בשלהי השלטון העות'מאני", </w:t>
+        <w:t xml:space="preserve">"פעילות עיריית ירושלים בסוף התקופה העות'מאנית", </w:t>
       </w:r>
       <w:r>
         <w:rPr>

--- a/עבודה_2_ערים_ועיור_שהד_בשארה.docx
+++ b/עבודה_2_ערים_ועיור_שהד_בשארה.docx
@@ -424,7 +424,7 @@
           <w:szCs w:val="24"/>
           <w:rtl/>
         </w:rPr>
-        <w:t>תהליך העיור בשלהי התקופה העות'מאנית לא הונע בידי גורם דמוגרפי אחד. האוכלוסייה היהודית הייתה קטנה בהרבה אך כמעט כולה עירונית, וריכזה את כובד משקלה בכמה ערים בודדות. האוכלוסייה הערבית הייתה רוב מכריע ורובה כפרית, ובכל זאת סיפקה לערים את עיקר גידולן הדמוגרפי, את הנהגתן המוניציפלית ואת מרבית פעילותן הכלכלית.</w:t>
+        <w:t>תהליך העיור בשלהי התקופה העות'מאנית לא הונע בידי גורם דמוגרפי אחד. האוכלוסייה היהודית הייתה קטנה בהרבה אך כמעט כולה עירונית, ואילו האוכלוסייה הערבית הייתה רוב מכריע ורובה כפרית, ובכל זאת סיפקה לערים את עיקר גידולן, את הנהגתן ואת מרבית פעילותן הכלכלית.</w:t>
       </w:r>
     </w:p>
     <w:p>
@@ -459,7 +459,7 @@
           <w:szCs w:val="24"/>
           <w:rtl/>
         </w:rPr>
-        <w:t>הסימן המובהק של הנוכחות היהודית היה ריכוזה בעיר. בעוד רוב האוכלוסייה הערבית ישבה בכפרים, ישבו למעלה מ-85 אחוזים מן היהודים בערים. בן-אריה הראה כי הגידול היהודי בירושלים הוא שהפך אותה לעיר הגדולה בארץ: מכ-2,000 יהודים בראשית המאה לכ-45,000 ערב מלחמת העולם הראשונה, וכבר בשנות השבעים של המאה התשע-עשרה היוו בה היהודים רוב יחסי.</w:t>
+        <w:t>הסימן המובהק של הנוכחות היהודית היה ריכוזה בעיר. בן-אריה הראה כי הגידול היהודי בירושלים הוא שהפך אותה לעיר הגדולה בארץ: מכ-2,000 יהודים בראשית המאה לכ-45,000 ערב מלחמת העולם הראשונה, וכבר בשנות השבעים של המאה התשע-עשרה היוו בה היהודים רוב יחסי.</w:t>
       </w:r>
       <w:r>
         <w:rPr>
@@ -472,13 +472,6 @@
         </w:rPr>
         <w:t>1</w:t>
       </w:r>
-    </w:p>
-    <w:p>
-      <w:pPr>
-        <w:bidi w:val="1"/>
-        <w:spacing w:line="480" w:lineRule="auto" w:after="0" w:before="0"/>
-        <w:jc w:val="both"/>
-      </w:pPr>
       <w:r>
         <w:rPr>
           <w:rFonts w:ascii="David" w:hAnsi="David" w:cs="David"/>
@@ -487,7 +480,7 @@
           <w:szCs w:val="24"/>
           <w:rtl/>
         </w:rPr>
-        <w:t>המעורבות התבטאה בראש ובראשונה בבנייה. מהקמת משכנות שאננים ב-1860 ועד המלחמה נוסדו מחוץ לחומות ירושלים עשרות שכונות, ורובן המכריע יהודיות, ביוזמת חברות בנייה, כוללים ופילנתרופים, עד שערב המלחמה ישבה כמחצית מאוכלוסיית העיר מחוץ לחומות. ייחודה של בנייה זו היה במימונה: היא לא צמחה מן הכלכלה המקומית אלא מהון שהוזרם מחוץ לארץ, מכספי החלוקה, ממונטיפיורי ומהברון רוטשילד.</w:t>
+        <w:t xml:space="preserve"> המעורבות התבטאה בראש ובראשונה בבנייה. מהקמת משכנות שאננים ב-1860 ועד המלחמה נוסדו מחוץ לחומות ירושלים עשרות שכונות, ורובן המכריע יהודיות, ביוזמת חברות בנייה, כוללים ופילנתרופים. ייחודה של בנייה זו היה במימונה: היא לא צמחה מן הכלכלה המקומית אלא מהון שהוזרם מחוץ לארץ.</w:t>
       </w:r>
       <w:r>
         <w:rPr>
@@ -515,7 +508,7 @@
           <w:szCs w:val="24"/>
           <w:rtl/>
         </w:rPr>
-        <w:t>ביפו לבשה המעורבות אופי אחר. חברת אחוזת בית, שנוסדה ב-1906, רכשה מבעלים ערבים קרקע מצפון לעיר והקימה עליה ב-1909 שכונה מתוכננת מראש ובה חלוקת מגרשים אחידה, רחובות רחבים ותקנון בנייה מחייב. כץ מדגיש שהייתה זו יחידה עירונית מתוכננת ולא התרחבות אורגנית של גרעין קיים, ובכך דגם חדש בנוף העירוני של הארץ.</w:t>
+        <w:t>ביפו לבשה המעורבות אופי אחר. חברת אחוזת בית, שנוסדה ב-1906, קבעה מראש עקרונות בנייה מחייבים: מגרש שלא יקטן מאלף אמות מרובעות, רחובות רחבים וסלולים עם מדרכות ותאורה, שטחים לגנים ציבוריים וצנרת מים וביוב. ב-1908 רכשה 150,000 אמות מרובעות מכרם ג'יבלי, כ-85 דונם, תמורת 135,000 פרנק, ועליהן קמה ב-1909 השכונה על שישים מגרשיה. כץ מדגיש שהמתכננים לא ראו בה עיר עצמאית אלא פרבר-גנים של יפו, שתוסיף לשמש מקום מרכזי לתושביה.</w:t>
       </w:r>
       <w:r>
         <w:rPr>
@@ -536,7 +529,7 @@
           <w:szCs w:val="24"/>
           <w:rtl/>
         </w:rPr>
-        <w:t xml:space="preserve"> בחיפה, לעומת זאת, נותרה הנוכחות היהודית קטנה, כחמישה עשר אחוזים מן התושבים, והתרחבה אל מורדות הכרמל רק בשנים האחרונות של התקופה.</w:t>
+        <w:t xml:space="preserve"> בחיפה נותרה הנוכחות היהודית קטנה, כחמישה עשר אחוזים מן התושבים.</w:t>
       </w:r>
       <w:r>
         <w:rPr>
@@ -557,7 +550,7 @@
           <w:szCs w:val="24"/>
           <w:rtl/>
         </w:rPr>
-        <w:t xml:space="preserve"> המעורבות הייתה גם מוסדית: מאז הקמת עיריית ירושלים בשנות השישים ישבו במועצתה נציגים יהודים לצד מוסלמים ונוצרים, אף שראשות העיר נותרה כל התקופה בידי משפחות האעיאן המוסלמיות, בני חוסייני, ח'אלדי ועלמי.</w:t>
+        <w:t xml:space="preserve"> המעורבות הייתה גם מוסדית: במועצת עיריית ירושלים ישבו נציגים יהודים לצד מוסלמים ונוצרים, ובבחירות תרנ"ח נמנו בעיר 700 בעלי זכות בחירה מוסלמים, 300 נוצרים ו-200 יהודים.</w:t>
       </w:r>
       <w:r>
         <w:rPr>
@@ -652,7 +645,7 @@
           <w:szCs w:val="24"/>
           <w:rtl/>
         </w:rPr>
-        <w:t>מכאן שהאוכלוסייה הערבית סיפקה לערים את גופן ואת מנגנוניהן. היא היוותה את מרבית תושביהן, החזיקה ברשויות המקומיות ובמשרות המנהל, וניהלה את מרבית המסחר והמלאכה: תעשיית הסבון של שכם, ייצוא השעורה מעזה, ומעל הכול ענף ההדרים של יפו.</w:t>
+        <w:t>ההנהגה העירונית הייתה ערבית כמעט לחלוטין. ראשי עיריית ירושלים נמנו כולם עם המשפחות המוסלמיות הנכבדות, בני חוסייני, ח'אלדי, עלמי ודג'אני, והתכתובת העירונית נוהלה בערבית עד סוף התקופה.</w:t>
       </w:r>
       <w:r>
         <w:rPr>
@@ -663,7 +656,28 @@
           <w:vertAlign w:val="superscript"/>
           <w:rtl/>
         </w:rPr>
-        <w:t>7</w:t>
+        <w:t>5</w:t>
+      </w:r>
+      <w:r>
+        <w:rPr>
+          <w:rFonts w:ascii="David" w:hAnsi="David" w:cs="David"/>
+          <w:b w:val="0"/>
+          <w:sz w:val="24"/>
+          <w:szCs w:val="24"/>
+          <w:rtl/>
+        </w:rPr>
+        <w:t xml:space="preserve"> הבעלות על הקרקע סביב יפו הייתה ערבית ברובה, ובכך תחמה את ההתפשטות היהודית: ב-1907 וב-1908 הוטלו הגבלות חמורות על רכישת קרקע בידי יהודים, ורכישה ישירה מערבים הייתה כמעט בלתי אפשרית, ולכן נרכש כרם ג'יבלי דווקא מסוחרי קרקעות יהודים. את הבנייה עצמה ביצעו ברובה פועלים ובעלי מלאכה ערבים, אף שהחברה הצהירה על כוונה להעסיק יהודים.</w:t>
+      </w:r>
+      <w:r>
+        <w:rPr>
+          <w:rFonts w:ascii="David" w:hAnsi="David" w:cs="David"/>
+          <w:b w:val="0"/>
+          <w:sz w:val="24"/>
+          <w:szCs w:val="24"/>
+          <w:vertAlign w:val="superscript"/>
+          <w:rtl/>
+        </w:rPr>
+        <w:t>3</w:t>
       </w:r>
     </w:p>
     <w:p>
@@ -1375,7 +1389,7 @@
           <w:szCs w:val="24"/>
           <w:rtl/>
         </w:rPr>
-        <w:t>הנתונים מצביעים על שני סוגי השפעה שונים. היהודים מנו ערב המלחמה כ-85,000 נפש, פחות מ-12 אחוזים מאוכלוסיית הארץ, אך למעלה מ-85 אחוזים מהם ישבו בערים, ומשקלם בשלוש הערים הגדולות היה גדול לאין ערוך ממשקלם הארצי: כ-63,000 מתוך כ-137,000 תושבי ירושלים, יפו וחיפה, קרוב למחצית. האוכלוסייה הערבית מנתה כ-700,000 נפש והייתה עירונית בשיעור של כרבע בלבד, אך בערכים מוחלטים סיפקה את רוב תושבי הערים ואת כלל אוכלוסייתן של עזה, שכם, חברון ועכו.</w:t>
+        <w:t>היהודים מנו ערב המלחמה כ-85,000 נפש, פחות מ-12 אחוזים מאוכלוסיית הארץ, אך למעלה מ-85 אחוזים מהם ישבו בערים, ומשקלם בשלוש הערים הגדולות היה גדול לאין ערוך ממשקלם הארצי: כ-63,000 מתוך כ-137,000 תושבי ירושלים, יפו וחיפה, קרוב למחצית. האוכלוסייה הערבית מנתה כ-700,000 נפש והייתה עירונית בשיעור של כרבע בלבד, אך בערכים מוחלטים סיפקה את רוב תושבי הערים ואת כלל אוכלוסייתן של עזה, שכם, חברון ועכו.</w:t>
       </w:r>
     </w:p>
     <w:p>
@@ -1392,7 +1406,7 @@
           <w:szCs w:val="24"/>
           <w:rtl/>
         </w:rPr>
-        <w:t>גם בכלכלה העירונית ניכר ההבדל. שלושים בתי הבד לסבון בשכם ייצרו ב-1907 כ-5,000 טונות בשנה, למעלה ממחצית תפוקת הסבון בארץ, ומיפו יוצאו ב-1913 כ-1.5 מיליון תיבות תפוזים לעומת כ-200,000 בשנות השמונים, מפרדסים שהשתרעו על כ-30,000 דונם ורובם בבעלות ערבית.</w:t>
+        <w:t>גרוס מעמיד את קצב הגידול השנתי הממוצע של שש הערים הראשיות בין 1880 ל-1914 על שלושה אחוזים, ובשתים-עשרה ערים על 2.3 אחוזים. יצוא ההדרים מיפו, שבתחילתו היה כולו בידי ערבים מקומיים, עלה מרבע מיליון תיבות באמצע שנות התשעים לכמעט חצי מיליון ב-1903 עד 1905, ולמעלה ממיליון וחצי ב-1913 וב-1914, וכרבע ממנו היה בסוף התקופה תוצרת פרדסים יהודיים. בנמל יפו עלו ערכי היצוא והיבוא פי שלושה בין 1900 ל-1913, בעוד ערכו של הסחר הבין-לאומי כולו עלה פי שניים בלבד, ועודף היבוא עלה פי ארבעה.</w:t>
       </w:r>
       <w:r>
         <w:rPr>
@@ -1413,16 +1427,12 @@
           <w:szCs w:val="24"/>
           <w:rtl/>
         </w:rPr>
-        <w:t xml:space="preserve"> השפעתן של שתי האוכלוסיות הייתה אפוא שונה בטיבה. האוכלוסייה הערבית קבעה את גודלן של הערים ואת אופיין המנהלי והמסחרי, ואילו האוכלוסייה היהודית קבעה את קצב גידולן של שלוש ערים בלבד, ובהן את צורתן הבנויה ואת דגם התכנון שלהן.</w:t>
-      </w:r>
-    </w:p>
-    <w:p>
-      <w:r>
-        <w:br w:type="page"/>
+        <w:t xml:space="preserve"> השפעתן הייתה אפוא שונה בטיבה. הערבית קבעה את גודלן של הערים, את אופיין המנהלי והמסחרי ואת בסיס הקרקע שלהן, והיהודית קבעה את קצב גידולן של שלוש ערים ואת צורתן הבנויה.</w:t>
       </w:r>
     </w:p>
     <w:p>
       <w:pPr>
+        <w:pageBreakBefore/>
         <w:bidi w:val="1"/>
         <w:spacing w:line="360" w:lineRule="auto" w:after="200" w:before="0"/>
         <w:jc w:val="center"/>
@@ -1572,7 +1582,7 @@
           <w:szCs w:val="24"/>
           <w:rtl/>
         </w:rPr>
-        <w:t xml:space="preserve">יוסי כץ, </w:t>
+        <w:t xml:space="preserve">יוסף כץ, </w:t>
       </w:r>
       <w:r>
         <w:rPr>
@@ -1582,7 +1592,7 @@
           <w:szCs w:val="24"/>
           <w:rtl/>
         </w:rPr>
-        <w:t xml:space="preserve">"חברת 'אחוזת בית' 1906-1909: הנחת היסודות להקמתה של תל אביב", </w:t>
+        <w:t xml:space="preserve">"חברת 'אחוזת בית' 1906-1909: הנחת היסודות להקמתה של תל-אביב", </w:t>
       </w:r>
       <w:r>
         <w:rPr>
@@ -1603,7 +1613,7 @@
           <w:szCs w:val="24"/>
           <w:rtl/>
         </w:rPr>
-        <w:t>, 33 (1984), עמ' 161-191.</w:t>
+        <w:t>, 33 (תשמ"ה), עמ' 161-191.</w:t>
       </w:r>
     </w:p>
     <w:p>
